--- a/index.docx
+++ b/index.docx
@@ -1304,7 +1304,7 @@
         <w:rPr>
           <w:rStyle w:val="VerbatimChar"/>
         </w:rPr>
-        <w:t xml:space="preserve">    /var/folders/36/tjdph2t965j8snz9_vkdnw0r0000gn/T//Rtmp68cWMI/downloaded_packages</w:t>
+        <w:t xml:space="preserve">    /var/folders/36/tjdph2t965j8snz9_vkdnw0r0000gn/T//RtmpbpULsH/downloaded_packages</w:t>
       </w:r>
     </w:p>
     <w:bookmarkStart w:id="9" w:name="introduction"/>
@@ -2058,10 +2058,7 @@
         </m:r>
       </m:oMath>
       <w:r>
-        <w:t xml:space="preserve"> </w:t>
-      </w:r>
-      <w:r>
-        <w:t xml:space="preserve">(with</w:t>
+        <w:t xml:space="preserve">.</w:t>
       </w:r>
       <w:r>
         <w:t xml:space="preserve"> </w:t>
@@ -2244,7 +2241,7 @@
         <w:t xml:space="preserve"> </w:t>
       </w:r>
       <w:r>
-        <w:t xml:space="preserve">that defines a distance is not required).</w:t>
+        <w:t xml:space="preserve">that defines a distance is not required.</w:t>
       </w:r>
       <w:r>
         <w:t xml:space="preserve"> </w:t>
@@ -2273,7 +2270,7 @@
         <w:t xml:space="preserve"> </w:t>
       </w:r>
       <w:r>
-        <w:t xml:space="preserve">The divergence between a pair of species, i.e. the height of their first common ancestor in the tree, is a distance, named</w:t>
+        <w:t xml:space="preserve">The divergences between pairs of species, i.e. the height of their first common ancestor in the tree are named</w:t>
       </w:r>
       <w:r>
         <w:t xml:space="preserve"> </w:t>
@@ -2289,7 +2286,13 @@
         <w:t xml:space="preserve"> </w:t>
       </w:r>
       <w:r>
-        <w:t xml:space="preserve">distance.</w:t>
+        <w:t xml:space="preserve">distances.</w:t>
+      </w:r>
+      <w:r>
+        <w:t xml:space="preserve"> </w:t>
+      </w:r>
+      <w:r>
+        <w:t xml:space="preserve">They are Euclidean.</w:t>
       </w:r>
       <w:r>
         <w:t xml:space="preserve"> </w:t>
@@ -2306,31 +2309,6 @@
           <w:iCs/>
         </w:rPr>
         <w:t xml:space="preserve">ultrametric</w:t>
-      </w:r>
-      <w:r>
-        <w:t xml:space="preserve">.</w:t>
-      </w:r>
-      <w:r>
-        <w:t xml:space="preserve"> </w:t>
-      </w:r>
-      <w:r>
-        <w:t xml:space="preserve">There are strong arguments in favour of restricting oneself to ultrametric phylogenies</w:t>
-      </w:r>
-      <w:r>
-        <w:t xml:space="preserve"> </w:t>
-      </w:r>
-      <w:r>
-        <w:t xml:space="preserve">(</w:t>
-      </w:r>
-      <w:r>
-        <w:rPr>
-          <w:b/>
-          <w:bCs/>
-        </w:rPr>
-        <w:t xml:space="preserve">Pavoine2005a?</w:t>
-      </w:r>
-      <w:r>
-        <w:t xml:space="preserve">; Marcon and Hérault 2015)</w:t>
       </w:r>
       <w:r>
         <w:t xml:space="preserve">.</w:t>
@@ -5530,10 +5508,16 @@
         <w:t xml:space="preserve"> </w:t>
       </w:r>
       <w:r>
-        <w:t xml:space="preserve">(Shimatani 2001a, eq. 9)</w:t>
-      </w:r>
-      <w:r>
-        <w:t xml:space="preserve">, we can notice for the following that</w:t>
+        <w:t xml:space="preserve">Shimatani (2001a)</w:t>
+      </w:r>
+      <w:r>
+        <w:t xml:space="preserve">, eq.</w:t>
+      </w:r>
+      <w:r>
+        <w:t xml:space="preserve"> </w:t>
+      </w:r>
+      <w:r>
+        <w:t xml:space="preserve">9, we notice for the following that</w:t>
       </w:r>
       <w:r>
         <w:t xml:space="preserve"> </w:t>
@@ -10392,16 +10376,7 @@
         <w:t xml:space="preserve"> </w:t>
       </w:r>
       <w:r>
-        <w:t xml:space="preserve">Shuffling between-species distances many times means eliminating their differences and therefore testing a null hypothesis of species equivalence, put forward, for instance, in the neutral theory of biodiversity</w:t>
-      </w:r>
-      <w:r>
-        <w:t xml:space="preserve"> </w:t>
-      </w:r>
-      <w:r>
-        <w:t xml:space="preserve">(Hubbell 2001)</w:t>
-      </w:r>
-      <w:r>
-        <w:t xml:space="preserve">.</w:t>
+        <w:t xml:space="preserve">Shuffling between-species distances many times means eliminating their differences and therefore testing a null hypothesis of species equivalence.</w:t>
       </w:r>
       <w:r>
         <w:t xml:space="preserve"> </w:t>
@@ -11045,6 +11020,98 @@
         <w:t xml:space="preserve">.</w:t>
       </w:r>
     </w:p>
+    <w:p>
+      <w:pPr>
+        <w:pStyle w:val="BodyText"/>
+      </w:pPr>
+      <w:r>
+        <w:t xml:space="preserve">We want to test the detection of two major mechanisms responsible for species coexistence.</w:t>
+      </w:r>
+      <w:r>
+        <w:t xml:space="preserve"> </w:t>
+      </w:r>
+      <w:r>
+        <w:t xml:space="preserve">Habitat preference implies that the neighborhood of a tree, whose abiotic conditions (soil, microclimate) are assumed to be quite homogeneous because of its small spatial extent, is occupied by similar trees, i.e. whose phylogenetic</w:t>
+      </w:r>
+      <w:r>
+        <w:t xml:space="preserve"> </w:t>
+      </w:r>
+      <w:r>
+        <w:t xml:space="preserve">(Webb et al. 2002)</w:t>
+      </w:r>
+      <w:r>
+        <w:t xml:space="preserve"> </w:t>
+      </w:r>
+      <w:r>
+        <w:t xml:space="preserve">or functional dissimilarity</w:t>
+      </w:r>
+      <w:r>
+        <w:t xml:space="preserve"> </w:t>
+      </w:r>
+      <w:r>
+        <w:t xml:space="preserve">(Cornwell et al. 2006)</w:t>
+      </w:r>
+      <w:r>
+        <w:t xml:space="preserve"> </w:t>
+      </w:r>
+      <w:r>
+        <w:t xml:space="preserve">is small, because their preferences are similar.</w:t>
+      </w:r>
+      <w:r>
+        <w:t xml:space="preserve"> </w:t>
+      </w:r>
+      <w:r>
+        <w:t xml:space="preserve">Then, the neighbourhood diversity should be smaller than under the species equivalence null hypothesis.</w:t>
+      </w:r>
+      <w:r>
+        <w:t xml:space="preserve"> </w:t>
+      </w:r>
+      <w:r>
+        <w:t xml:space="preserve">On the other hand, competition for the same resources limits the similarity of species sharing the same habitat</w:t>
+      </w:r>
+      <w:r>
+        <w:t xml:space="preserve"> </w:t>
+      </w:r>
+      <w:r>
+        <w:t xml:space="preserve">(MacArthur and Levins 1967)</w:t>
+      </w:r>
+      <w:r>
+        <w:t xml:space="preserve">, resulting in higher diversity.</w:t>
+      </w:r>
+      <w:r>
+        <w:t xml:space="preserve"> </w:t>
+      </w:r>
+      <w:r>
+        <w:t xml:space="preserve">These mechanisms may compensate or not be important drivers of the spatial distribution of species.</w:t>
+      </w:r>
+      <w:r>
+        <w:t xml:space="preserve"> </w:t>
+      </w:r>
+      <w:r>
+        <w:t xml:space="preserve">Then, stochastic processes of limited species dispersion, put forward in the neutral theory of biodiversity</w:t>
+      </w:r>
+      <w:r>
+        <w:t xml:space="preserve"> </w:t>
+      </w:r>
+      <w:r>
+        <w:t xml:space="preserve">(Hubbell 2001)</w:t>
+      </w:r>
+      <w:r>
+        <w:t xml:space="preserve">, are enough to explain the observed patterns.</w:t>
+      </w:r>
+      <w:r>
+        <w:t xml:space="preserve"> </w:t>
+      </w:r>
+      <w:r>
+        <w:t xml:space="preserve">The species equivalence null model ignores the similarity between species but keeps their spatial structure intact while the random labelling null model ignores both, conserving only the relative abundances of species.</w:t>
+      </w:r>
+      <w:r>
+        <w:t xml:space="preserve"> </w:t>
+      </w:r>
+      <w:r>
+        <w:t xml:space="preserve">Species equivalence is more appropriate to test the neutral theory, which implies that species are spatially structured due to dispersal limitation.</w:t>
+      </w:r>
+    </w:p>
     <w:bookmarkStart w:id="41" w:name="habitat-preference"/>
     <w:p>
       <w:pPr>
@@ -11342,17 +11409,7 @@
         <w:t xml:space="preserve"> </w:t>
       </w:r>
       <w:r>
-        <w:t xml:space="preserve">(</w:t>
-      </w:r>
-      <w:r>
-        <w:rPr>
-          <w:b/>
-          <w:bCs/>
-        </w:rPr>
-        <w:t xml:space="preserve">Ripley1988?</w:t>
-      </w:r>
-      <w:r>
-        <w:t xml:space="preserve">)</w:t>
+        <w:t xml:space="preserve">(Ripley 1988)</w:t>
       </w:r>
       <w:r>
         <w:t xml:space="preserve">.</w:t>
@@ -12015,25 +12072,13 @@
         <w:pStyle w:val="BodyText"/>
       </w:pPr>
       <w:r>
-        <w:t xml:space="preserve">From these data, we built two different between-species distance matrices, a phylogenetic one based on the APG III classification</w:t>
-      </w:r>
-      <w:r>
-        <w:t xml:space="preserve"> </w:t>
-      </w:r>
-      <w:r>
-        <w:t xml:space="preserve">(Chase and Reveal 2009)</w:t>
-      </w:r>
-      <w:r>
-        <w:t xml:space="preserve"> </w:t>
-      </w:r>
-      <w:r>
-        <w:t xml:space="preserve">and a functional one based on the four traits described above.</w:t>
-      </w:r>
-      <w:r>
-        <w:t xml:space="preserve"> </w:t>
-      </w:r>
-      <w:r>
-        <w:t xml:space="preserve">The phylogenetic distance was simply computed from APG III hierarchical tree, considering</w:t>
+        <w:t xml:space="preserve">From these data, we built two different between-species distance matrices, a phylogenetic one and a functional one based on the four traits described above.</w:t>
+      </w:r>
+      <w:r>
+        <w:t xml:space="preserve"> </w:t>
+      </w:r>
+      <w:r>
+        <w:t xml:space="preserve">The phylogenetic distance was simply computed considering</w:t>
       </w:r>
       <w:r>
         <w:t xml:space="preserve"> </w:t>
@@ -12220,7 +12265,7 @@
         <w:t xml:space="preserve"> </w:t>
       </w:r>
       <w:r>
-        <w:t xml:space="preserve">Its square-root transformation ensured it was euclidean</w:t>
+        <w:t xml:space="preserve">Its square-root transformation ensured it was Euclidean</w:t>
       </w:r>
       <w:r>
         <w:t xml:space="preserve"> </w:t>
@@ -12968,7 +13013,7 @@
       </w:r>
     </w:p>
     <w:bookmarkEnd w:id="60"/>
-    <w:bookmarkStart w:id="186" w:name="bibliography"/>
+    <w:bookmarkStart w:id="190" w:name="bibliography"/>
     <w:p>
       <w:pPr>
         <w:pStyle w:val="Heading1"/>
@@ -12977,7 +13022,7 @@
         <w:t xml:space="preserve">References</w:t>
       </w:r>
     </w:p>
-    <w:bookmarkStart w:id="185" w:name="refs"/>
+    <w:bookmarkStart w:id="189" w:name="refs"/>
     <w:bookmarkStart w:id="62" w:name="ref-Altieri2021"/>
     <w:p>
       <w:pPr>
@@ -13430,28 +13475,19 @@
       </w:r>
     </w:p>
     <w:bookmarkEnd w:id="76"/>
-    <w:bookmarkStart w:id="78" w:name="ref-Chase2009"/>
+    <w:bookmarkStart w:id="78" w:name="ref-Chave2009"/>
     <w:p>
       <w:pPr>
         <w:pStyle w:val="Bibliography"/>
       </w:pPr>
       <w:r>
-        <w:t xml:space="preserve">Chase, Mark W., and James L. Reveal. 2009.</w:t>
-      </w:r>
-      <w:r>
-        <w:t xml:space="preserve"> </w:t>
-      </w:r>
-      <w:r>
-        <w:t xml:space="preserve">‘A Phylogenetic Classification of the Land Plants to Accompany</w:t>
-      </w:r>
-      <w:r>
-        <w:t xml:space="preserve"> </w:t>
-      </w:r>
-      <w:r>
-        <w:t xml:space="preserve">APG III</w:t>
-      </w:r>
-      <w:r>
-        <w:t xml:space="preserve">’</w:t>
+        <w:t xml:space="preserve">Chave, Jérôme, David Coomes, Steven Jansen, Simon L. Lewis, Nathan G. Swenson, and Amy E. Zanne. 2009.</w:t>
+      </w:r>
+      <w:r>
+        <w:t xml:space="preserve"> </w:t>
+      </w:r>
+      <w:r>
+        <w:t xml:space="preserve">‘Towards a Worldwide Wood Economics Spectrum’</w:t>
       </w:r>
       <w:r>
         <w:t xml:space="preserve">.</w:t>
@@ -13464,67 +13500,18 @@
           <w:i/>
           <w:iCs/>
         </w:rPr>
-        <w:t xml:space="preserve">Botanical Journal of the Linnean Society</w:t>
-      </w:r>
-      <w:r>
-        <w:t xml:space="preserve"> </w:t>
-      </w:r>
-      <w:r>
-        <w:t xml:space="preserve">161 (2): 122–27.</w:t>
+        <w:t xml:space="preserve">Ecology Letters</w:t>
+      </w:r>
+      <w:r>
+        <w:t xml:space="preserve"> </w:t>
+      </w:r>
+      <w:r>
+        <w:t xml:space="preserve">12 (4): 351–66.</w:t>
       </w:r>
       <w:r>
         <w:t xml:space="preserve"> </w:t>
       </w:r>
       <w:hyperlink r:id="rId77">
-        <w:r>
-          <w:rPr>
-            <w:rStyle w:val="Hyperlink"/>
-          </w:rPr>
-          <w:t xml:space="preserve">https://doi.org/10.1111/j.1095-8339.2009.01002.x</w:t>
-        </w:r>
-      </w:hyperlink>
-      <w:r>
-        <w:t xml:space="preserve">.</w:t>
-      </w:r>
-    </w:p>
-    <w:bookmarkEnd w:id="78"/>
-    <w:bookmarkStart w:id="80" w:name="ref-Chave2009"/>
-    <w:p>
-      <w:pPr>
-        <w:pStyle w:val="Bibliography"/>
-      </w:pPr>
-      <w:r>
-        <w:t xml:space="preserve">Chave, Jérôme, David Coomes, Steven Jansen, Simon L. Lewis, Nathan G. Swenson, and Amy E. Zanne. 2009.</w:t>
-      </w:r>
-      <w:r>
-        <w:t xml:space="preserve"> </w:t>
-      </w:r>
-      <w:r>
-        <w:t xml:space="preserve">‘Towards a Worldwide Wood Economics Spectrum’</w:t>
-      </w:r>
-      <w:r>
-        <w:t xml:space="preserve">.</w:t>
-      </w:r>
-      <w:r>
-        <w:t xml:space="preserve"> </w:t>
-      </w:r>
-      <w:r>
-        <w:rPr>
-          <w:i/>
-          <w:iCs/>
-        </w:rPr>
-        <w:t xml:space="preserve">Ecology Letters</w:t>
-      </w:r>
-      <w:r>
-        <w:t xml:space="preserve"> </w:t>
-      </w:r>
-      <w:r>
-        <w:t xml:space="preserve">12 (4): 351–66.</w:t>
-      </w:r>
-      <w:r>
-        <w:t xml:space="preserve"> </w:t>
-      </w:r>
-      <w:hyperlink r:id="rId79">
         <w:r>
           <w:rPr>
             <w:rStyle w:val="Hyperlink"/>
@@ -13536,8 +13523,8 @@
         <w:t xml:space="preserve">.</w:t>
       </w:r>
     </w:p>
-    <w:bookmarkEnd w:id="80"/>
-    <w:bookmarkStart w:id="82" w:name="ref-Chave2002"/>
+    <w:bookmarkEnd w:id="78"/>
+    <w:bookmarkStart w:id="80" w:name="ref-Chave2002"/>
     <w:p>
       <w:pPr>
         <w:pStyle w:val="Bibliography"/>
@@ -13593,7 +13580,7 @@
       <w:r>
         <w:t xml:space="preserve"> </w:t>
       </w:r>
-      <w:hyperlink r:id="rId81">
+      <w:hyperlink r:id="rId79">
         <w:r>
           <w:rPr>
             <w:rStyle w:val="Hyperlink"/>
@@ -13605,8 +13592,8 @@
         <w:t xml:space="preserve">.</w:t>
       </w:r>
     </w:p>
-    <w:bookmarkEnd w:id="82"/>
-    <w:bookmarkStart w:id="84" w:name="ref-Clark2010"/>
+    <w:bookmarkEnd w:id="80"/>
+    <w:bookmarkStart w:id="82" w:name="ref-Clark2010"/>
     <w:p>
       <w:pPr>
         <w:pStyle w:val="Bibliography"/>
@@ -13642,7 +13629,7 @@
       <w:r>
         <w:t xml:space="preserve"> </w:t>
       </w:r>
-      <w:hyperlink r:id="rId83">
+      <w:hyperlink r:id="rId81">
         <w:r>
           <w:rPr>
             <w:rStyle w:val="Hyperlink"/>
@@ -13654,8 +13641,8 @@
         <w:t xml:space="preserve">.</w:t>
       </w:r>
     </w:p>
-    <w:bookmarkEnd w:id="84"/>
-    <w:bookmarkStart w:id="85" w:name="ref-Collinet1997"/>
+    <w:bookmarkEnd w:id="82"/>
+    <w:bookmarkStart w:id="83" w:name="ref-Collinet1997"/>
     <w:p>
       <w:pPr>
         <w:pStyle w:val="Bibliography"/>
@@ -13691,8 +13678,8 @@
         <w:t xml:space="preserve">. PhD thesis, Université Claude Bernard, Lyon I.</w:t>
       </w:r>
     </w:p>
-    <w:bookmarkEnd w:id="85"/>
-    <w:bookmarkStart w:id="87" w:name="ref-Condit2000"/>
+    <w:bookmarkEnd w:id="83"/>
+    <w:bookmarkStart w:id="85" w:name="ref-Condit2000"/>
     <w:p>
       <w:pPr>
         <w:pStyle w:val="Bibliography"/>
@@ -13724,6 +13711,67 @@
       </w:r>
       <w:r>
         <w:t xml:space="preserve">288 (5470): 1414–18.</w:t>
+      </w:r>
+      <w:r>
+        <w:t xml:space="preserve"> </w:t>
+      </w:r>
+      <w:hyperlink r:id="rId84">
+        <w:r>
+          <w:rPr>
+            <w:rStyle w:val="Hyperlink"/>
+          </w:rPr>
+          <w:t xml:space="preserve">https://doi.org/10.1126/science.288.5470.1414</w:t>
+        </w:r>
+      </w:hyperlink>
+      <w:r>
+        <w:t xml:space="preserve">.</w:t>
+      </w:r>
+    </w:p>
+    <w:bookmarkEnd w:id="85"/>
+    <w:bookmarkStart w:id="87" w:name="ref-Cornwell2006"/>
+    <w:p>
+      <w:pPr>
+        <w:pStyle w:val="Bibliography"/>
+      </w:pPr>
+      <w:r>
+        <w:t xml:space="preserve">Cornwell, William K., Dylan W. Schwilk, and David D. Ackerly. 2006.</w:t>
+      </w:r>
+      <w:r>
+        <w:t xml:space="preserve"> </w:t>
+      </w:r>
+      <w:r>
+        <w:t xml:space="preserve">‘A Trait-Based Test for Habitat Filtering:</w:t>
+      </w:r>
+      <w:r>
+        <w:t xml:space="preserve"> </w:t>
+      </w:r>
+      <w:r>
+        <w:t xml:space="preserve">Convex</w:t>
+      </w:r>
+      <w:r>
+        <w:t xml:space="preserve"> </w:t>
+      </w:r>
+      <w:r>
+        <w:t xml:space="preserve">Hull Volume’</w:t>
+      </w:r>
+      <w:r>
+        <w:t xml:space="preserve">.</w:t>
+      </w:r>
+      <w:r>
+        <w:t xml:space="preserve"> </w:t>
+      </w:r>
+      <w:r>
+        <w:rPr>
+          <w:i/>
+          <w:iCs/>
+        </w:rPr>
+        <w:t xml:space="preserve">Ecology</w:t>
+      </w:r>
+      <w:r>
+        <w:t xml:space="preserve"> </w:t>
+      </w:r>
+      <w:r>
+        <w:t xml:space="preserve">87 (6): 1465–71.</w:t>
       </w:r>
       <w:r>
         <w:t xml:space="preserve"> </w:t>
@@ -13733,7 +13781,7 @@
           <w:rPr>
             <w:rStyle w:val="Hyperlink"/>
           </w:rPr>
-          <w:t xml:space="preserve">https://doi.org/10.1126/science.288.5470.1414</w:t>
+          <w:t xml:space="preserve">https://doi.org/10.1890/0012-9658(2006)87[1465:ATTFHF]2.0.CO;2</w:t>
         </w:r>
       </w:hyperlink>
       <w:r>
@@ -14898,19 +14946,58 @@
       </w:r>
     </w:p>
     <w:bookmarkEnd w:id="127"/>
-    <w:bookmarkStart w:id="129" w:name="ref-Marcon2014b"/>
+    <w:bookmarkStart w:id="129" w:name="ref-MacArthur1967a"/>
     <w:p>
       <w:pPr>
         <w:pStyle w:val="Bibliography"/>
       </w:pPr>
       <w:r>
-        <w:t xml:space="preserve">Marcon, Eric, and Bruno Hérault. 2015.</w:t>
-      </w:r>
-      <w:r>
-        <w:t xml:space="preserve"> </w:t>
-      </w:r>
-      <w:r>
-        <w:t xml:space="preserve">‘Decomposing Phylodiversity’</w:t>
+        <w:t xml:space="preserve">MacArthur, Robert H., and Richard Levins. 1967.</w:t>
+      </w:r>
+      <w:r>
+        <w:t xml:space="preserve"> </w:t>
+      </w:r>
+      <w:r>
+        <w:t xml:space="preserve">‘The</w:t>
+      </w:r>
+      <w:r>
+        <w:t xml:space="preserve"> </w:t>
+      </w:r>
+      <w:r>
+        <w:t xml:space="preserve">Limiting Similarity</w:t>
+      </w:r>
+      <w:r>
+        <w:t xml:space="preserve">,</w:t>
+      </w:r>
+      <w:r>
+        <w:t xml:space="preserve"> </w:t>
+      </w:r>
+      <w:r>
+        <w:t xml:space="preserve">Convergence</w:t>
+      </w:r>
+      <w:r>
+        <w:t xml:space="preserve">, and</w:t>
+      </w:r>
+      <w:r>
+        <w:t xml:space="preserve"> </w:t>
+      </w:r>
+      <w:r>
+        <w:t xml:space="preserve">Divergence</w:t>
+      </w:r>
+      <w:r>
+        <w:t xml:space="preserve"> </w:t>
+      </w:r>
+      <w:r>
+        <w:t xml:space="preserve">of</w:t>
+      </w:r>
+      <w:r>
+        <w:t xml:space="preserve"> </w:t>
+      </w:r>
+      <w:r>
+        <w:t xml:space="preserve">Coexisting Species</w:t>
+      </w:r>
+      <w:r>
+        <w:t xml:space="preserve">’</w:t>
       </w:r>
       <w:r>
         <w:t xml:space="preserve">.</w:t>
@@ -14923,6 +15010,55 @@
           <w:i/>
           <w:iCs/>
         </w:rPr>
+        <w:t xml:space="preserve">The American Naturalist</w:t>
+      </w:r>
+      <w:r>
+        <w:t xml:space="preserve"> </w:t>
+      </w:r>
+      <w:r>
+        <w:t xml:space="preserve">101 (921): 377–85.</w:t>
+      </w:r>
+      <w:r>
+        <w:t xml:space="preserve"> </w:t>
+      </w:r>
+      <w:hyperlink r:id="rId128">
+        <w:r>
+          <w:rPr>
+            <w:rStyle w:val="Hyperlink"/>
+          </w:rPr>
+          <w:t xml:space="preserve">https://doi.org/10.1086/282505</w:t>
+        </w:r>
+      </w:hyperlink>
+      <w:r>
+        <w:t xml:space="preserve">.</w:t>
+      </w:r>
+    </w:p>
+    <w:bookmarkEnd w:id="129"/>
+    <w:bookmarkStart w:id="131" w:name="ref-Marcon2014b"/>
+    <w:p>
+      <w:pPr>
+        <w:pStyle w:val="Bibliography"/>
+      </w:pPr>
+      <w:r>
+        <w:t xml:space="preserve">Marcon, Eric, and Bruno Hérault. 2015.</w:t>
+      </w:r>
+      <w:r>
+        <w:t xml:space="preserve"> </w:t>
+      </w:r>
+      <w:r>
+        <w:t xml:space="preserve">‘Decomposing Phylodiversity’</w:t>
+      </w:r>
+      <w:r>
+        <w:t xml:space="preserve">.</w:t>
+      </w:r>
+      <w:r>
+        <w:t xml:space="preserve"> </w:t>
+      </w:r>
+      <w:r>
+        <w:rPr>
+          <w:i/>
+          <w:iCs/>
+        </w:rPr>
         <w:t xml:space="preserve">Methods in Ecology and Evolution</w:t>
       </w:r>
       <w:r>
@@ -14934,7 +15070,7 @@
       <w:r>
         <w:t xml:space="preserve"> </w:t>
       </w:r>
-      <w:hyperlink r:id="rId128">
+      <w:hyperlink r:id="rId130">
         <w:r>
           <w:rPr>
             <w:rStyle w:val="Hyperlink"/>
@@ -14946,8 +15082,8 @@
         <w:t xml:space="preserve">.</w:t>
       </w:r>
     </w:p>
-    <w:bookmarkEnd w:id="129"/>
-    <w:bookmarkStart w:id="131" w:name="ref-Marcon2026"/>
+    <w:bookmarkEnd w:id="131"/>
+    <w:bookmarkStart w:id="133" w:name="ref-Marcon2026"/>
     <w:p>
       <w:pPr>
         <w:pStyle w:val="Bibliography"/>
@@ -15013,7 +15149,7 @@
       <w:r>
         <w:t xml:space="preserve"> </w:t>
       </w:r>
-      <w:hyperlink r:id="rId130">
+      <w:hyperlink r:id="rId132">
         <w:r>
           <w:rPr>
             <w:rStyle w:val="Hyperlink"/>
@@ -15025,8 +15161,8 @@
         <w:t xml:space="preserve">.</w:t>
       </w:r>
     </w:p>
-    <w:bookmarkEnd w:id="131"/>
-    <w:bookmarkStart w:id="133" w:name="ref-Marcon2014a"/>
+    <w:bookmarkEnd w:id="133"/>
+    <w:bookmarkStart w:id="135" w:name="ref-Marcon2014a"/>
     <w:p>
       <w:pPr>
         <w:pStyle w:val="Bibliography"/>
@@ -15074,7 +15210,7 @@
       <w:r>
         <w:t xml:space="preserve"> </w:t>
       </w:r>
-      <w:hyperlink r:id="rId132">
+      <w:hyperlink r:id="rId134">
         <w:r>
           <w:rPr>
             <w:rStyle w:val="Hyperlink"/>
@@ -15086,8 +15222,8 @@
         <w:t xml:space="preserve">.</w:t>
       </w:r>
     </w:p>
-    <w:bookmarkEnd w:id="133"/>
-    <w:bookmarkStart w:id="135" w:name="ref-Marcon2014"/>
+    <w:bookmarkEnd w:id="135"/>
+    <w:bookmarkStart w:id="137" w:name="ref-Marcon2014"/>
     <w:p>
       <w:pPr>
         <w:pStyle w:val="Bibliography"/>
@@ -15144,7 +15280,7 @@
       <w:r>
         <w:t xml:space="preserve"> </w:t>
       </w:r>
-      <w:hyperlink r:id="rId134">
+      <w:hyperlink r:id="rId136">
         <w:r>
           <w:rPr>
             <w:rStyle w:val="Hyperlink"/>
@@ -15156,8 +15292,8 @@
         <w:t xml:space="preserve">.</w:t>
       </w:r>
     </w:p>
-    <w:bookmarkEnd w:id="135"/>
-    <w:bookmarkStart w:id="137" w:name="ref-Mouquet2012"/>
+    <w:bookmarkEnd w:id="137"/>
+    <w:bookmarkStart w:id="139" w:name="ref-Mouquet2012"/>
     <w:p>
       <w:pPr>
         <w:pStyle w:val="Bibliography"/>
@@ -15193,7 +15329,7 @@
       <w:r>
         <w:t xml:space="preserve"> </w:t>
       </w:r>
-      <w:hyperlink r:id="rId136">
+      <w:hyperlink r:id="rId138">
         <w:r>
           <w:rPr>
             <w:rStyle w:val="Hyperlink"/>
@@ -15205,8 +15341,8 @@
         <w:t xml:space="preserve">.</w:t>
       </w:r>
     </w:p>
-    <w:bookmarkEnd w:id="137"/>
-    <w:bookmarkStart w:id="139" w:name="ref-Munoz2013"/>
+    <w:bookmarkEnd w:id="139"/>
+    <w:bookmarkStart w:id="141" w:name="ref-Munoz2013"/>
     <w:p>
       <w:pPr>
         <w:pStyle w:val="Bibliography"/>
@@ -15239,7 +15375,7 @@
       <w:r>
         <w:t xml:space="preserve"> </w:t>
       </w:r>
-      <w:hyperlink r:id="rId138">
+      <w:hyperlink r:id="rId140">
         <w:r>
           <w:rPr>
             <w:rStyle w:val="Hyperlink"/>
@@ -15251,8 +15387,8 @@
         <w:t xml:space="preserve">.</w:t>
       </w:r>
     </w:p>
-    <w:bookmarkEnd w:id="139"/>
-    <w:bookmarkStart w:id="141" w:name="ref-Nemetschek2025"/>
+    <w:bookmarkEnd w:id="141"/>
+    <w:bookmarkStart w:id="143" w:name="ref-Nemetschek2025"/>
     <w:p>
       <w:pPr>
         <w:pStyle w:val="Bibliography"/>
@@ -15381,7 +15517,7 @@
       <w:r>
         <w:t xml:space="preserve"> </w:t>
       </w:r>
-      <w:hyperlink r:id="rId140">
+      <w:hyperlink r:id="rId142">
         <w:r>
           <w:rPr>
             <w:rStyle w:val="Hyperlink"/>
@@ -15393,8 +15529,8 @@
         <w:t xml:space="preserve">.</w:t>
       </w:r>
     </w:p>
-    <w:bookmarkEnd w:id="141"/>
-    <w:bookmarkStart w:id="143" w:name="ref-Pavoine2012"/>
+    <w:bookmarkEnd w:id="143"/>
+    <w:bookmarkStart w:id="145" w:name="ref-Pavoine2012"/>
     <w:p>
       <w:pPr>
         <w:pStyle w:val="Bibliography"/>
@@ -15430,7 +15566,7 @@
       <w:r>
         <w:t xml:space="preserve"> </w:t>
       </w:r>
-      <w:hyperlink r:id="rId142">
+      <w:hyperlink r:id="rId144">
         <w:r>
           <w:rPr>
             <w:rStyle w:val="Hyperlink"/>
@@ -15442,8 +15578,8 @@
         <w:t xml:space="preserve">.</w:t>
       </w:r>
     </w:p>
-    <w:bookmarkEnd w:id="143"/>
-    <w:bookmarkStart w:id="145" w:name="ref-Pavoine2011"/>
+    <w:bookmarkEnd w:id="145"/>
+    <w:bookmarkStart w:id="147" w:name="ref-Pavoine2011"/>
     <w:p>
       <w:pPr>
         <w:pStyle w:val="Bibliography"/>
@@ -15479,7 +15615,7 @@
       <w:r>
         <w:t xml:space="preserve"> </w:t>
       </w:r>
-      <w:hyperlink r:id="rId144">
+      <w:hyperlink r:id="rId146">
         <w:r>
           <w:rPr>
             <w:rStyle w:val="Hyperlink"/>
@@ -15491,8 +15627,8 @@
         <w:t xml:space="preserve">.</w:t>
       </w:r>
     </w:p>
-    <w:bookmarkEnd w:id="145"/>
-    <w:bookmarkStart w:id="147" w:name="ref-Pavoine2004"/>
+    <w:bookmarkEnd w:id="147"/>
+    <w:bookmarkStart w:id="149" w:name="ref-Pavoine2004"/>
     <w:p>
       <w:pPr>
         <w:pStyle w:val="Bibliography"/>
@@ -15528,7 +15664,7 @@
       <w:r>
         <w:t xml:space="preserve"> </w:t>
       </w:r>
-      <w:hyperlink r:id="rId146">
+      <w:hyperlink r:id="rId148">
         <w:r>
           <w:rPr>
             <w:rStyle w:val="Hyperlink"/>
@@ -15540,8 +15676,8 @@
         <w:t xml:space="preserve">.</w:t>
       </w:r>
     </w:p>
-    <w:bookmarkEnd w:id="147"/>
-    <w:bookmarkStart w:id="149" w:name="ref-Pavoine2005c"/>
+    <w:bookmarkEnd w:id="149"/>
+    <w:bookmarkStart w:id="151" w:name="ref-Pavoine2005c"/>
     <w:p>
       <w:pPr>
         <w:pStyle w:val="Bibliography"/>
@@ -15595,7 +15731,7 @@
       <w:r>
         <w:t xml:space="preserve"> </w:t>
       </w:r>
-      <w:hyperlink r:id="rId148">
+      <w:hyperlink r:id="rId150">
         <w:r>
           <w:rPr>
             <w:rStyle w:val="Hyperlink"/>
@@ -15607,8 +15743,8 @@
         <w:t xml:space="preserve">.</w:t>
       </w:r>
     </w:p>
-    <w:bookmarkEnd w:id="149"/>
-    <w:bookmarkStart w:id="151" w:name="ref-Pavoine2011a"/>
+    <w:bookmarkEnd w:id="151"/>
+    <w:bookmarkStart w:id="153" w:name="ref-Pavoine2011a"/>
     <w:p>
       <w:pPr>
         <w:pStyle w:val="Bibliography"/>
@@ -15647,7 +15783,7 @@
       <w:r>
         <w:t xml:space="preserve"> </w:t>
       </w:r>
-      <w:hyperlink r:id="rId150">
+      <w:hyperlink r:id="rId152">
         <w:r>
           <w:rPr>
             <w:rStyle w:val="Hyperlink"/>
@@ -15659,8 +15795,8 @@
         <w:t xml:space="preserve">.</w:t>
       </w:r>
     </w:p>
-    <w:bookmarkEnd w:id="151"/>
-    <w:bookmarkStart w:id="153" w:name="ref-Pelissier2015"/>
+    <w:bookmarkEnd w:id="153"/>
+    <w:bookmarkStart w:id="155" w:name="ref-Pelissier2015"/>
     <w:p>
       <w:pPr>
         <w:pStyle w:val="Bibliography"/>
@@ -15774,7 +15910,7 @@
       <w:r>
         <w:t xml:space="preserve"> </w:t>
       </w:r>
-      <w:hyperlink r:id="rId152">
+      <w:hyperlink r:id="rId154">
         <w:r>
           <w:rPr>
             <w:rStyle w:val="Hyperlink"/>
@@ -15786,8 +15922,8 @@
         <w:t xml:space="preserve">.</w:t>
       </w:r>
     </w:p>
-    <w:bookmarkEnd w:id="153"/>
-    <w:bookmarkStart w:id="155" w:name="ref-Picard2004"/>
+    <w:bookmarkEnd w:id="155"/>
+    <w:bookmarkStart w:id="157" w:name="ref-Picard2004"/>
     <w:p>
       <w:pPr>
         <w:pStyle w:val="Bibliography"/>
@@ -15823,7 +15959,7 @@
       <w:r>
         <w:t xml:space="preserve"> </w:t>
       </w:r>
-      <w:hyperlink r:id="rId154">
+      <w:hyperlink r:id="rId156">
         <w:r>
           <w:rPr>
             <w:rStyle w:val="Hyperlink"/>
@@ -15835,8 +15971,8 @@
         <w:t xml:space="preserve">.</w:t>
       </w:r>
     </w:p>
-    <w:bookmarkEnd w:id="155"/>
-    <w:bookmarkStart w:id="156" w:name="ref-Pielou1975"/>
+    <w:bookmarkEnd w:id="157"/>
+    <w:bookmarkStart w:id="158" w:name="ref-Pielou1975"/>
     <w:p>
       <w:pPr>
         <w:pStyle w:val="Bibliography"/>
@@ -15858,8 +15994,8 @@
         <w:t xml:space="preserve">. Wiley.</w:t>
       </w:r>
     </w:p>
-    <w:bookmarkEnd w:id="156"/>
-    <w:bookmarkStart w:id="157" w:name="ref-R"/>
+    <w:bookmarkEnd w:id="158"/>
+    <w:bookmarkStart w:id="159" w:name="ref-R"/>
     <w:p>
       <w:pPr>
         <w:pStyle w:val="Bibliography"/>
@@ -15909,8 +16045,8 @@
         <w:t xml:space="preserve">. R Foundation for Statistical Computing.</w:t>
       </w:r>
     </w:p>
-    <w:bookmarkEnd w:id="157"/>
-    <w:bookmarkStart w:id="159" w:name="ref-Rajala2012"/>
+    <w:bookmarkEnd w:id="159"/>
+    <w:bookmarkStart w:id="161" w:name="ref-Rajala2012"/>
     <w:p>
       <w:pPr>
         <w:pStyle w:val="Bibliography"/>
@@ -15946,7 +16082,7 @@
       <w:r>
         <w:t xml:space="preserve"> </w:t>
       </w:r>
-      <w:hyperlink r:id="rId158">
+      <w:hyperlink r:id="rId160">
         <w:r>
           <w:rPr>
             <w:rStyle w:val="Hyperlink"/>
@@ -15958,8 +16094,8 @@
         <w:t xml:space="preserve">.</w:t>
       </w:r>
     </w:p>
-    <w:bookmarkEnd w:id="159"/>
-    <w:bookmarkStart w:id="161" w:name="ref-Rao1982"/>
+    <w:bookmarkEnd w:id="161"/>
+    <w:bookmarkStart w:id="163" w:name="ref-Rao1982"/>
     <w:p>
       <w:pPr>
         <w:pStyle w:val="Bibliography"/>
@@ -15995,7 +16131,7 @@
       <w:r>
         <w:t xml:space="preserve"> </w:t>
       </w:r>
-      <w:hyperlink r:id="rId160">
+      <w:hyperlink r:id="rId162">
         <w:r>
           <w:rPr>
             <w:rStyle w:val="Hyperlink"/>
@@ -16007,8 +16143,8 @@
         <w:t xml:space="preserve">.</w:t>
       </w:r>
     </w:p>
-    <w:bookmarkEnd w:id="161"/>
-    <w:bookmarkStart w:id="163" w:name="ref-Ripley1976a"/>
+    <w:bookmarkEnd w:id="163"/>
+    <w:bookmarkStart w:id="165" w:name="ref-Ripley1976a"/>
     <w:p>
       <w:pPr>
         <w:pStyle w:val="Bibliography"/>
@@ -16044,7 +16180,7 @@
       <w:r>
         <w:t xml:space="preserve"> </w:t>
       </w:r>
-      <w:hyperlink r:id="rId162">
+      <w:hyperlink r:id="rId164">
         <w:r>
           <w:rPr>
             <w:rStyle w:val="Hyperlink"/>
@@ -16056,8 +16192,8 @@
         <w:t xml:space="preserve">.</w:t>
       </w:r>
     </w:p>
-    <w:bookmarkEnd w:id="163"/>
-    <w:bookmarkStart w:id="165" w:name="ref-Ripley1977"/>
+    <w:bookmarkEnd w:id="165"/>
+    <w:bookmarkStart w:id="167" w:name="ref-Ripley1977"/>
     <w:p>
       <w:pPr>
         <w:pStyle w:val="Bibliography"/>
@@ -16093,7 +16229,7 @@
       <w:r>
         <w:t xml:space="preserve"> </w:t>
       </w:r>
-      <w:hyperlink r:id="rId164">
+      <w:hyperlink r:id="rId166">
         <w:r>
           <w:rPr>
             <w:rStyle w:val="Hyperlink"/>
@@ -16105,23 +16241,14 @@
         <w:t xml:space="preserve">.</w:t>
       </w:r>
     </w:p>
-    <w:bookmarkEnd w:id="165"/>
-    <w:bookmarkStart w:id="167" w:name="ref-Shen2013"/>
+    <w:bookmarkEnd w:id="167"/>
+    <w:bookmarkStart w:id="168" w:name="ref-Ripley1988"/>
     <w:p>
       <w:pPr>
         <w:pStyle w:val="Bibliography"/>
       </w:pPr>
       <w:r>
-        <w:t xml:space="preserve">Shen, Guochun, Thorsten Wiegand, Xiangcheng Mi, and Fangliang He. 2013.</w:t>
-      </w:r>
-      <w:r>
-        <w:t xml:space="preserve"> </w:t>
-      </w:r>
-      <w:r>
-        <w:t xml:space="preserve">‘Quantifying Spatial Phylogenetic Structures of Fully Stem-Mapped Plant Communities’</w:t>
-      </w:r>
-      <w:r>
-        <w:t xml:space="preserve">.</w:t>
+        <w:t xml:space="preserve">Ripley, Brian D. 1988.</w:t>
       </w:r>
       <w:r>
         <w:t xml:space="preserve"> </w:t>
@@ -16131,6 +16258,38 @@
           <w:i/>
           <w:iCs/>
         </w:rPr>
+        <w:t xml:space="preserve">Statistical Inference for Spatial Processes</w:t>
+      </w:r>
+      <w:r>
+        <w:t xml:space="preserve">. Cambridge University Press.</w:t>
+      </w:r>
+    </w:p>
+    <w:bookmarkEnd w:id="168"/>
+    <w:bookmarkStart w:id="170" w:name="ref-Shen2013"/>
+    <w:p>
+      <w:pPr>
+        <w:pStyle w:val="Bibliography"/>
+      </w:pPr>
+      <w:r>
+        <w:t xml:space="preserve">Shen, Guochun, Thorsten Wiegand, Xiangcheng Mi, and Fangliang He. 2013.</w:t>
+      </w:r>
+      <w:r>
+        <w:t xml:space="preserve"> </w:t>
+      </w:r>
+      <w:r>
+        <w:t xml:space="preserve">‘Quantifying Spatial Phylogenetic Structures of Fully Stem-Mapped Plant Communities’</w:t>
+      </w:r>
+      <w:r>
+        <w:t xml:space="preserve">.</w:t>
+      </w:r>
+      <w:r>
+        <w:t xml:space="preserve"> </w:t>
+      </w:r>
+      <w:r>
+        <w:rPr>
+          <w:i/>
+          <w:iCs/>
+        </w:rPr>
         <w:t xml:space="preserve">Methods in Ecology and Evolution</w:t>
       </w:r>
       <w:r>
@@ -16142,7 +16301,7 @@
       <w:r>
         <w:t xml:space="preserve"> </w:t>
       </w:r>
-      <w:hyperlink r:id="rId166">
+      <w:hyperlink r:id="rId169">
         <w:r>
           <w:rPr>
             <w:rStyle w:val="Hyperlink"/>
@@ -16154,8 +16313,8 @@
         <w:t xml:space="preserve">.</w:t>
       </w:r>
     </w:p>
-    <w:bookmarkEnd w:id="167"/>
-    <w:bookmarkStart w:id="169" w:name="ref-Shimatani2001"/>
+    <w:bookmarkEnd w:id="170"/>
+    <w:bookmarkStart w:id="172" w:name="ref-Shimatani2001"/>
     <w:p>
       <w:pPr>
         <w:pStyle w:val="Bibliography"/>
@@ -16191,7 +16350,7 @@
       <w:r>
         <w:t xml:space="preserve"> </w:t>
       </w:r>
-      <w:hyperlink r:id="rId168">
+      <w:hyperlink r:id="rId171">
         <w:r>
           <w:rPr>
             <w:rStyle w:val="Hyperlink"/>
@@ -16203,8 +16362,8 @@
         <w:t xml:space="preserve">.</w:t>
       </w:r>
     </w:p>
-    <w:bookmarkEnd w:id="169"/>
-    <w:bookmarkStart w:id="171" w:name="ref-Shimatani2001a"/>
+    <w:bookmarkEnd w:id="172"/>
+    <w:bookmarkStart w:id="174" w:name="ref-Shimatani2001a"/>
     <w:p>
       <w:pPr>
         <w:pStyle w:val="Bibliography"/>
@@ -16240,7 +16399,7 @@
       <w:r>
         <w:t xml:space="preserve"> </w:t>
       </w:r>
-      <w:hyperlink r:id="rId170">
+      <w:hyperlink r:id="rId173">
         <w:r>
           <w:rPr>
             <w:rStyle w:val="Hyperlink"/>
@@ -16252,8 +16411,8 @@
         <w:t xml:space="preserve">.</w:t>
       </w:r>
     </w:p>
-    <w:bookmarkEnd w:id="171"/>
-    <w:bookmarkStart w:id="173" w:name="ref-Simpson1949"/>
+    <w:bookmarkEnd w:id="174"/>
+    <w:bookmarkStart w:id="176" w:name="ref-Simpson1949"/>
     <w:p>
       <w:pPr>
         <w:pStyle w:val="Bibliography"/>
@@ -16289,7 +16448,7 @@
       <w:r>
         <w:t xml:space="preserve"> </w:t>
       </w:r>
-      <w:hyperlink r:id="rId172">
+      <w:hyperlink r:id="rId175">
         <w:r>
           <w:rPr>
             <w:rStyle w:val="Hyperlink"/>
@@ -16301,8 +16460,8 @@
         <w:t xml:space="preserve">.</w:t>
       </w:r>
     </w:p>
-    <w:bookmarkEnd w:id="173"/>
-    <w:bookmarkStart w:id="174" w:name="ref-Stoyan1987"/>
+    <w:bookmarkEnd w:id="176"/>
+    <w:bookmarkStart w:id="177" w:name="ref-Stoyan1987"/>
     <w:p>
       <w:pPr>
         <w:pStyle w:val="Bibliography"/>
@@ -16361,8 +16520,8 @@
         <w:t xml:space="preserve">. John Wiley &amp; Sons.</w:t>
       </w:r>
     </w:p>
-    <w:bookmarkEnd w:id="174"/>
-    <w:bookmarkStart w:id="176" w:name="ref-Ugland2003"/>
+    <w:bookmarkEnd w:id="177"/>
+    <w:bookmarkStart w:id="179" w:name="ref-Ugland2003"/>
     <w:p>
       <w:pPr>
         <w:pStyle w:val="Bibliography"/>
@@ -16398,7 +16557,7 @@
       <w:r>
         <w:t xml:space="preserve"> </w:t>
       </w:r>
-      <w:hyperlink r:id="rId175">
+      <w:hyperlink r:id="rId178">
         <w:r>
           <w:rPr>
             <w:rStyle w:val="Hyperlink"/>
@@ -16410,26 +16569,20 @@
         <w:t xml:space="preserve">.</w:t>
       </w:r>
     </w:p>
-    <w:bookmarkEnd w:id="176"/>
-    <w:bookmarkStart w:id="178" w:name="ref-Westoby1998"/>
+    <w:bookmarkEnd w:id="179"/>
+    <w:bookmarkStart w:id="180" w:name="ref-Webb2002"/>
     <w:p>
       <w:pPr>
         <w:pStyle w:val="Bibliography"/>
       </w:pPr>
       <w:r>
-        <w:t xml:space="preserve">Westoby, Mark. 1998.</w:t>
-      </w:r>
-      <w:r>
-        <w:t xml:space="preserve"> </w:t>
-      </w:r>
-      <w:r>
-        <w:t xml:space="preserve">‘A Leaf-Height-Seed (</w:t>
-      </w:r>
-      <w:r>
-        <w:t xml:space="preserve">LHS</w:t>
-      </w:r>
-      <w:r>
-        <w:t xml:space="preserve">) Plant Ecology Strategy Scheme’</w:t>
+        <w:t xml:space="preserve">Webb, Campbell O., David D. Ackerly, Mark A. McPeek, and Michael J. Donoghue. 2002.</w:t>
+      </w:r>
+      <w:r>
+        <w:t xml:space="preserve"> </w:t>
+      </w:r>
+      <w:r>
+        <w:t xml:space="preserve">‘Phylogenies and Community Ecology’</w:t>
       </w:r>
       <w:r>
         <w:t xml:space="preserve">.</w:t>
@@ -16442,6 +16595,47 @@
           <w:i/>
           <w:iCs/>
         </w:rPr>
+        <w:t xml:space="preserve">Annual Review of Ecology and Systematics</w:t>
+      </w:r>
+      <w:r>
+        <w:t xml:space="preserve"> </w:t>
+      </w:r>
+      <w:r>
+        <w:t xml:space="preserve">33: 475–505.</w:t>
+      </w:r>
+    </w:p>
+    <w:bookmarkEnd w:id="180"/>
+    <w:bookmarkStart w:id="182" w:name="ref-Westoby1998"/>
+    <w:p>
+      <w:pPr>
+        <w:pStyle w:val="Bibliography"/>
+      </w:pPr>
+      <w:r>
+        <w:t xml:space="preserve">Westoby, Mark. 1998.</w:t>
+      </w:r>
+      <w:r>
+        <w:t xml:space="preserve"> </w:t>
+      </w:r>
+      <w:r>
+        <w:t xml:space="preserve">‘A Leaf-Height-Seed (</w:t>
+      </w:r>
+      <w:r>
+        <w:t xml:space="preserve">LHS</w:t>
+      </w:r>
+      <w:r>
+        <w:t xml:space="preserve">) Plant Ecology Strategy Scheme’</w:t>
+      </w:r>
+      <w:r>
+        <w:t xml:space="preserve">.</w:t>
+      </w:r>
+      <w:r>
+        <w:t xml:space="preserve"> </w:t>
+      </w:r>
+      <w:r>
+        <w:rPr>
+          <w:i/>
+          <w:iCs/>
+        </w:rPr>
         <w:t xml:space="preserve">Plant and Soil</w:t>
       </w:r>
       <w:r>
@@ -16453,7 +16647,7 @@
       <w:r>
         <w:t xml:space="preserve"> </w:t>
       </w:r>
-      <w:hyperlink r:id="rId177">
+      <w:hyperlink r:id="rId181">
         <w:r>
           <w:rPr>
             <w:rStyle w:val="Hyperlink"/>
@@ -16465,8 +16659,8 @@
         <w:t xml:space="preserve">.</w:t>
       </w:r>
     </w:p>
-    <w:bookmarkEnd w:id="178"/>
-    <w:bookmarkStart w:id="180" w:name="ref-Whittaker1960"/>
+    <w:bookmarkEnd w:id="182"/>
+    <w:bookmarkStart w:id="184" w:name="ref-Whittaker1960"/>
     <w:p>
       <w:pPr>
         <w:pStyle w:val="Bibliography"/>
@@ -16535,7 +16729,7 @@
       <w:r>
         <w:t xml:space="preserve"> </w:t>
       </w:r>
-      <w:hyperlink r:id="rId179">
+      <w:hyperlink r:id="rId183">
         <w:r>
           <w:rPr>
             <w:rStyle w:val="Hyperlink"/>
@@ -16547,8 +16741,8 @@
         <w:t xml:space="preserve">.</w:t>
       </w:r>
     </w:p>
-    <w:bookmarkEnd w:id="180"/>
-    <w:bookmarkStart w:id="182" w:name="ref-Wiegand2004"/>
+    <w:bookmarkEnd w:id="184"/>
+    <w:bookmarkStart w:id="186" w:name="ref-Wiegand2004"/>
     <w:p>
       <w:pPr>
         <w:pStyle w:val="Bibliography"/>
@@ -16584,7 +16778,7 @@
       <w:r>
         <w:t xml:space="preserve"> </w:t>
       </w:r>
-      <w:hyperlink r:id="rId181">
+      <w:hyperlink r:id="rId185">
         <w:r>
           <w:rPr>
             <w:rStyle w:val="Hyperlink"/>
@@ -16596,8 +16790,8 @@
         <w:t xml:space="preserve">.</w:t>
       </w:r>
     </w:p>
-    <w:bookmarkEnd w:id="182"/>
-    <w:bookmarkStart w:id="184" w:name="ref-Wiegand2017"/>
+    <w:bookmarkEnd w:id="186"/>
+    <w:bookmarkStart w:id="188" w:name="ref-Wiegand2017"/>
     <w:p>
       <w:pPr>
         <w:pStyle w:val="Bibliography"/>
@@ -16645,7 +16839,7 @@
       <w:r>
         <w:t xml:space="preserve"> </w:t>
       </w:r>
-      <w:hyperlink r:id="rId183">
+      <w:hyperlink r:id="rId187">
         <w:r>
           <w:rPr>
             <w:rStyle w:val="Hyperlink"/>
@@ -16657,9 +16851,9 @@
         <w:t xml:space="preserve">.</w:t>
       </w:r>
     </w:p>
-    <w:bookmarkEnd w:id="184"/>
-    <w:bookmarkEnd w:id="185"/>
-    <w:bookmarkEnd w:id="186"/>
+    <w:bookmarkEnd w:id="188"/>
+    <w:bookmarkEnd w:id="189"/>
+    <w:bookmarkEnd w:id="190"/>
     <w:sectPr>
       <w:footnotePr>
         <w:numRestart w:val="eachSect"/>

--- a/index.docx
+++ b/index.docx
@@ -1304,7 +1304,7 @@
         <w:rPr>
           <w:rStyle w:val="VerbatimChar"/>
         </w:rPr>
-        <w:t xml:space="preserve">    /var/folders/36/tjdph2t965j8snz9_vkdnw0r0000gn/T//RtmpbpULsH/downloaded_packages</w:t>
+        <w:t xml:space="preserve">    /var/folders/36/tjdph2t965j8snz9_vkdnw0r0000gn/T//RtmpAOJILb/downloaded_packages</w:t>
       </w:r>
     </w:p>
     <w:bookmarkStart w:id="9" w:name="introduction"/>
@@ -2253,7 +2253,10 @@
         <w:t xml:space="preserve"> </w:t>
       </w:r>
       <w:r>
-        <w:t xml:space="preserve">Phylogenetic diversity applies to species whose phylogeny is described by a tree (</w:t>
+        <w:t xml:space="preserve">Phylogenetic diversity applies to species whose phylogeny is described by a tree (an example is in</w:t>
+      </w:r>
+      <w:r>
+        <w:t xml:space="preserve"> </w:t>
       </w:r>
       <w:hyperlink w:anchor="fig-sim_data">
         <w:r>
@@ -8177,19 +8180,21 @@
         <m:r>
           <m:t>P</m:t>
         </m:r>
-        <m:d>
-          <m:dPr>
-            <m:begChr m:val="("/>
-            <m:sepChr m:val=""/>
-            <m:endChr m:val=")"/>
-            <m:grow/>
-          </m:dPr>
-          <m:e>
-            <m:r>
-              <m:t>r</m:t>
-            </m:r>
-          </m:e>
-        </m:d>
+        <m:r>
+          <m:rPr>
+            <m:sty m:val="p"/>
+          </m:rPr>
+          <m:t>(</m:t>
+        </m:r>
+        <m:r>
+          <m:t>r</m:t>
+        </m:r>
+        <m:r>
+          <m:rPr>
+            <m:sty m:val="p"/>
+          </m:rPr>
+          <m:t>)</m:t>
+        </m:r>
         <m:r>
           <m:rPr>
             <m:sty m:val="p"/>
@@ -8211,19 +8216,21 @@
         <m:r>
           <m:t>g</m:t>
         </m:r>
-        <m:d>
-          <m:dPr>
-            <m:begChr m:val="("/>
-            <m:sepChr m:val=""/>
-            <m:endChr m:val=")"/>
-            <m:grow/>
-          </m:dPr>
-          <m:e>
-            <m:r>
-              <m:t>r</m:t>
-            </m:r>
-          </m:e>
-        </m:d>
+        <m:r>
+          <m:rPr>
+            <m:sty m:val="p"/>
+          </m:rPr>
+          <m:t>(</m:t>
+        </m:r>
+        <m:r>
+          <m:t>r</m:t>
+        </m:r>
+        <m:r>
+          <m:rPr>
+            <m:sty m:val="p"/>
+          </m:rPr>
+          <m:t>)</m:t>
+        </m:r>
         <m:r>
           <m:t>d</m:t>
         </m:r>
@@ -9143,7 +9150,7 @@
         <w:pStyle w:val="BodyText"/>
       </w:pPr>
       <w:r>
-        <w:t xml:space="preserve">The classical framework of entropy partitioning</w:t>
+        <w:t xml:space="preserve">The framework of entropy partitioning</w:t>
       </w:r>
       <w:r>
         <w:t xml:space="preserve"> </w:t>
@@ -9557,7 +9564,7 @@
       </w:r>
       <m:oMath>
         <m:r>
-          <m:t>s</m:t>
+          <m:t>r</m:t>
         </m:r>
       </m:oMath>
       <w:r>
@@ -13013,7 +13020,7 @@
       </w:r>
     </w:p>
     <w:bookmarkEnd w:id="60"/>
-    <w:bookmarkStart w:id="190" w:name="bibliography"/>
+    <w:bookmarkStart w:id="192" w:name="bibliography"/>
     <w:p>
       <w:pPr>
         <w:pStyle w:val="Heading1"/>
@@ -13022,7 +13029,7 @@
         <w:t xml:space="preserve">References</w:t>
       </w:r>
     </w:p>
-    <w:bookmarkStart w:id="189" w:name="refs"/>
+    <w:bookmarkStart w:id="191" w:name="refs"/>
     <w:bookmarkStart w:id="62" w:name="ref-Altieri2021"/>
     <w:p>
       <w:pPr>
@@ -16242,7 +16249,7 @@
       </w:r>
     </w:p>
     <w:bookmarkEnd w:id="167"/>
-    <w:bookmarkStart w:id="168" w:name="ref-Ripley1988"/>
+    <w:bookmarkStart w:id="169" w:name="ref-Ripley1988"/>
     <w:p>
       <w:pPr>
         <w:pStyle w:val="Bibliography"/>
@@ -16263,9 +16270,23 @@
       <w:r>
         <w:t xml:space="preserve">. Cambridge University Press.</w:t>
       </w:r>
-    </w:p>
-    <w:bookmarkEnd w:id="168"/>
-    <w:bookmarkStart w:id="170" w:name="ref-Shen2013"/>
+      <w:r>
+        <w:t xml:space="preserve"> </w:t>
+      </w:r>
+      <w:hyperlink r:id="rId168">
+        <w:r>
+          <w:rPr>
+            <w:rStyle w:val="Hyperlink"/>
+          </w:rPr>
+          <w:t xml:space="preserve">https://doi.org/10.1017/CBO9780511624131</w:t>
+        </w:r>
+      </w:hyperlink>
+      <w:r>
+        <w:t xml:space="preserve">.</w:t>
+      </w:r>
+    </w:p>
+    <w:bookmarkEnd w:id="169"/>
+    <w:bookmarkStart w:id="171" w:name="ref-Shen2013"/>
     <w:p>
       <w:pPr>
         <w:pStyle w:val="Bibliography"/>
@@ -16301,7 +16322,7 @@
       <w:r>
         <w:t xml:space="preserve"> </w:t>
       </w:r>
-      <w:hyperlink r:id="rId169">
+      <w:hyperlink r:id="rId170">
         <w:r>
           <w:rPr>
             <w:rStyle w:val="Hyperlink"/>
@@ -16313,8 +16334,8 @@
         <w:t xml:space="preserve">.</w:t>
       </w:r>
     </w:p>
-    <w:bookmarkEnd w:id="170"/>
-    <w:bookmarkStart w:id="172" w:name="ref-Shimatani2001"/>
+    <w:bookmarkEnd w:id="171"/>
+    <w:bookmarkStart w:id="173" w:name="ref-Shimatani2001"/>
     <w:p>
       <w:pPr>
         <w:pStyle w:val="Bibliography"/>
@@ -16350,7 +16371,7 @@
       <w:r>
         <w:t xml:space="preserve"> </w:t>
       </w:r>
-      <w:hyperlink r:id="rId171">
+      <w:hyperlink r:id="rId172">
         <w:r>
           <w:rPr>
             <w:rStyle w:val="Hyperlink"/>
@@ -16362,8 +16383,8 @@
         <w:t xml:space="preserve">.</w:t>
       </w:r>
     </w:p>
-    <w:bookmarkEnd w:id="172"/>
-    <w:bookmarkStart w:id="174" w:name="ref-Shimatani2001a"/>
+    <w:bookmarkEnd w:id="173"/>
+    <w:bookmarkStart w:id="175" w:name="ref-Shimatani2001a"/>
     <w:p>
       <w:pPr>
         <w:pStyle w:val="Bibliography"/>
@@ -16399,7 +16420,7 @@
       <w:r>
         <w:t xml:space="preserve"> </w:t>
       </w:r>
-      <w:hyperlink r:id="rId173">
+      <w:hyperlink r:id="rId174">
         <w:r>
           <w:rPr>
             <w:rStyle w:val="Hyperlink"/>
@@ -16411,8 +16432,8 @@
         <w:t xml:space="preserve">.</w:t>
       </w:r>
     </w:p>
-    <w:bookmarkEnd w:id="174"/>
-    <w:bookmarkStart w:id="176" w:name="ref-Simpson1949"/>
+    <w:bookmarkEnd w:id="175"/>
+    <w:bookmarkStart w:id="177" w:name="ref-Simpson1949"/>
     <w:p>
       <w:pPr>
         <w:pStyle w:val="Bibliography"/>
@@ -16448,7 +16469,7 @@
       <w:r>
         <w:t xml:space="preserve"> </w:t>
       </w:r>
-      <w:hyperlink r:id="rId175">
+      <w:hyperlink r:id="rId176">
         <w:r>
           <w:rPr>
             <w:rStyle w:val="Hyperlink"/>
@@ -16460,8 +16481,8 @@
         <w:t xml:space="preserve">.</w:t>
       </w:r>
     </w:p>
-    <w:bookmarkEnd w:id="176"/>
-    <w:bookmarkStart w:id="177" w:name="ref-Stoyan1987"/>
+    <w:bookmarkEnd w:id="177"/>
+    <w:bookmarkStart w:id="178" w:name="ref-Stoyan1987"/>
     <w:p>
       <w:pPr>
         <w:pStyle w:val="Bibliography"/>
@@ -16520,8 +16541,8 @@
         <w:t xml:space="preserve">. John Wiley &amp; Sons.</w:t>
       </w:r>
     </w:p>
-    <w:bookmarkEnd w:id="177"/>
-    <w:bookmarkStart w:id="179" w:name="ref-Ugland2003"/>
+    <w:bookmarkEnd w:id="178"/>
+    <w:bookmarkStart w:id="180" w:name="ref-Ugland2003"/>
     <w:p>
       <w:pPr>
         <w:pStyle w:val="Bibliography"/>
@@ -16557,7 +16578,7 @@
       <w:r>
         <w:t xml:space="preserve"> </w:t>
       </w:r>
-      <w:hyperlink r:id="rId178">
+      <w:hyperlink r:id="rId179">
         <w:r>
           <w:rPr>
             <w:rStyle w:val="Hyperlink"/>
@@ -16569,8 +16590,8 @@
         <w:t xml:space="preserve">.</w:t>
       </w:r>
     </w:p>
-    <w:bookmarkEnd w:id="179"/>
-    <w:bookmarkStart w:id="180" w:name="ref-Webb2002"/>
+    <w:bookmarkEnd w:id="180"/>
+    <w:bookmarkStart w:id="182" w:name="ref-Webb2002"/>
     <w:p>
       <w:pPr>
         <w:pStyle w:val="Bibliography"/>
@@ -16603,9 +16624,23 @@
       <w:r>
         <w:t xml:space="preserve">33: 475–505.</w:t>
       </w:r>
-    </w:p>
-    <w:bookmarkEnd w:id="180"/>
-    <w:bookmarkStart w:id="182" w:name="ref-Westoby1998"/>
+      <w:r>
+        <w:t xml:space="preserve"> </w:t>
+      </w:r>
+      <w:hyperlink r:id="rId181">
+        <w:r>
+          <w:rPr>
+            <w:rStyle w:val="Hyperlink"/>
+          </w:rPr>
+          <w:t xml:space="preserve">https://doi.org/10.1146/annurev.ecolsys.33.010802.150448</w:t>
+        </w:r>
+      </w:hyperlink>
+      <w:r>
+        <w:t xml:space="preserve">.</w:t>
+      </w:r>
+    </w:p>
+    <w:bookmarkEnd w:id="182"/>
+    <w:bookmarkStart w:id="184" w:name="ref-Westoby1998"/>
     <w:p>
       <w:pPr>
         <w:pStyle w:val="Bibliography"/>
@@ -16647,7 +16682,7 @@
       <w:r>
         <w:t xml:space="preserve"> </w:t>
       </w:r>
-      <w:hyperlink r:id="rId181">
+      <w:hyperlink r:id="rId183">
         <w:r>
           <w:rPr>
             <w:rStyle w:val="Hyperlink"/>
@@ -16659,8 +16694,8 @@
         <w:t xml:space="preserve">.</w:t>
       </w:r>
     </w:p>
-    <w:bookmarkEnd w:id="182"/>
-    <w:bookmarkStart w:id="184" w:name="ref-Whittaker1960"/>
+    <w:bookmarkEnd w:id="184"/>
+    <w:bookmarkStart w:id="186" w:name="ref-Whittaker1960"/>
     <w:p>
       <w:pPr>
         <w:pStyle w:val="Bibliography"/>
@@ -16729,7 +16764,7 @@
       <w:r>
         <w:t xml:space="preserve"> </w:t>
       </w:r>
-      <w:hyperlink r:id="rId183">
+      <w:hyperlink r:id="rId185">
         <w:r>
           <w:rPr>
             <w:rStyle w:val="Hyperlink"/>
@@ -16741,8 +16776,8 @@
         <w:t xml:space="preserve">.</w:t>
       </w:r>
     </w:p>
-    <w:bookmarkEnd w:id="184"/>
-    <w:bookmarkStart w:id="186" w:name="ref-Wiegand2004"/>
+    <w:bookmarkEnd w:id="186"/>
+    <w:bookmarkStart w:id="188" w:name="ref-Wiegand2004"/>
     <w:p>
       <w:pPr>
         <w:pStyle w:val="Bibliography"/>
@@ -16778,7 +16813,7 @@
       <w:r>
         <w:t xml:space="preserve"> </w:t>
       </w:r>
-      <w:hyperlink r:id="rId185">
+      <w:hyperlink r:id="rId187">
         <w:r>
           <w:rPr>
             <w:rStyle w:val="Hyperlink"/>
@@ -16790,8 +16825,8 @@
         <w:t xml:space="preserve">.</w:t>
       </w:r>
     </w:p>
-    <w:bookmarkEnd w:id="186"/>
-    <w:bookmarkStart w:id="188" w:name="ref-Wiegand2017"/>
+    <w:bookmarkEnd w:id="188"/>
+    <w:bookmarkStart w:id="190" w:name="ref-Wiegand2017"/>
     <w:p>
       <w:pPr>
         <w:pStyle w:val="Bibliography"/>
@@ -16839,7 +16874,7 @@
       <w:r>
         <w:t xml:space="preserve"> </w:t>
       </w:r>
-      <w:hyperlink r:id="rId187">
+      <w:hyperlink r:id="rId189">
         <w:r>
           <w:rPr>
             <w:rStyle w:val="Hyperlink"/>
@@ -16851,9 +16886,9 @@
         <w:t xml:space="preserve">.</w:t>
       </w:r>
     </w:p>
-    <w:bookmarkEnd w:id="188"/>
-    <w:bookmarkEnd w:id="189"/>
     <w:bookmarkEnd w:id="190"/>
+    <w:bookmarkEnd w:id="191"/>
+    <w:bookmarkEnd w:id="192"/>
     <w:sectPr>
       <w:footnotePr>
         <w:numRestart w:val="eachSect"/>
